--- a/_word/2020-02-25-first-post.docx
+++ b/_word/2020-02-25-first-post.docx
@@ -4,28 +4,44 @@
   <w:body>
     <w:p>
       <w:pPr>
-        <w:jc w:val="center"/>
-        <w:rPr>
-          <w:sz w:val="32"/>
-          <w:szCs w:val="32"/>
+        <w:rPr>
+          <w:sz w:val="24"/>
+          <w:szCs w:val="24"/>
         </w:rPr>
       </w:pPr>
       <w:r>
         <w:rPr>
-          <w:sz w:val="32"/>
-          <w:szCs w:val="32"/>
-        </w:rPr>
-        <w:t>The stars would be so proud their atoms created someone like you</w:t>
+          <w:sz w:val="24"/>
+          <w:szCs w:val="24"/>
+        </w:rPr>
+        <w:t>Blogging is an excellent way to communicate scientific activities to the curious public. Advances in web development has made it easy for researchers to integrate word documents in GitHub and host them on their websites.</w:t>
+      </w:r>
+      <w:r>
+        <w:rPr>
+          <w:sz w:val="24"/>
+          <w:szCs w:val="24"/>
+        </w:rPr>
+        <w:t xml:space="preserve"> Considering this is my first blog, I humbly request the reader to spare my rookie mistakes.</w:t>
       </w:r>
     </w:p>
     <w:p>
       <w:pPr>
-        <w:jc w:val="both"/>
-        <w:rPr>
-          <w:sz w:val="24"/>
-          <w:szCs w:val="24"/>
+        <w:rPr>
+          <w:b/>
+          <w:bCs/>
+          <w:sz w:val="28"/>
+          <w:szCs w:val="28"/>
         </w:rPr>
       </w:pPr>
+      <w:r>
+        <w:rPr>
+          <w:b/>
+          <w:bCs/>
+          <w:sz w:val="28"/>
+          <w:szCs w:val="28"/>
+        </w:rPr>
+        <w:t>Medical Image Analysis</w:t>
+      </w:r>
     </w:p>
     <w:p>
       <w:pPr>
@@ -39,7 +55,28 @@
           <w:sz w:val="24"/>
           <w:szCs w:val="24"/>
         </w:rPr>
-        <w:t>Blogging is an excellent way to communicate scientific activities to the curious public. Advances in web development has made it easy for researchers to integrate word documents in GitHub and host them on their websites.</w:t>
+        <w:t>I’m passionate about deep learning and its applications for healthcare. I have taken an interest in lung nodule analysis</w:t>
+      </w:r>
+      <w:r>
+        <w:rPr>
+          <w:sz w:val="24"/>
+          <w:szCs w:val="24"/>
+        </w:rPr>
+        <w:t xml:space="preserve"> from chest CT scans</w:t>
+      </w:r>
+      <w:r>
+        <w:rPr>
+          <w:sz w:val="24"/>
+          <w:szCs w:val="24"/>
+        </w:rPr>
+        <w:t xml:space="preserve">. </w:t>
+      </w:r>
+      <w:r>
+        <w:rPr>
+          <w:sz w:val="24"/>
+          <w:szCs w:val="24"/>
+        </w:rPr>
+        <w:t>The marriage of big data and machine learning has led to significant breakthroughs in lung nodule analysis.</w:t>
       </w:r>
     </w:p>
     <w:p>
@@ -58,7 +95,7 @@
           <w:sz w:val="24"/>
           <w:szCs w:val="24"/>
         </w:rPr>
-        <w:t>Medical Image Analysis</w:t>
+        <w:t>Cats!</w:t>
       </w:r>
     </w:p>
     <w:p>
@@ -72,20 +109,25 @@
         <w:rPr>
           <w:sz w:val="24"/>
           <w:szCs w:val="24"/>
-        </w:rPr>
-        <w:t>I’m passionate about deep learning and its applications for healthcare. I have taken an interest in lung nodule analysis</w:t>
-      </w:r>
-      <w:r>
-        <w:rPr>
-          <w:sz w:val="24"/>
-          <w:szCs w:val="24"/>
-        </w:rPr>
-        <w:t xml:space="preserve"> from chest CT scans</w:t>
-      </w:r>
-      <w:r>
-        <w:rPr>
-          <w:sz w:val="24"/>
-          <w:szCs w:val="24"/>
+          <w:lang w:val="it-IT"/>
+        </w:rPr>
+        <w:t xml:space="preserve">I love </w:t>
+      </w:r>
+      <w:proofErr w:type="spellStart"/>
+      <w:r>
+        <w:rPr>
+          <w:sz w:val="24"/>
+          <w:szCs w:val="24"/>
+          <w:lang w:val="it-IT"/>
+        </w:rPr>
+        <w:t>felines</w:t>
+      </w:r>
+      <w:proofErr w:type="spellEnd"/>
+      <w:r>
+        <w:rPr>
+          <w:sz w:val="24"/>
+          <w:szCs w:val="24"/>
+          <w:lang w:val="it-IT"/>
         </w:rPr>
         <w:t xml:space="preserve">. </w:t>
       </w:r>
@@ -94,94 +136,21 @@
           <w:sz w:val="24"/>
           <w:szCs w:val="24"/>
         </w:rPr>
-        <w:t>The marriage of big data and machine learning has led to significant breakthroughs in lung nodule analysis.</w:t>
-      </w:r>
-    </w:p>
-    <w:p>
-      <w:pPr>
-        <w:rPr>
-          <w:b/>
-          <w:bCs/>
-          <w:sz w:val="24"/>
-          <w:szCs w:val="24"/>
-        </w:rPr>
-      </w:pPr>
-      <w:r>
-        <w:rPr>
-          <w:b/>
-          <w:bCs/>
-          <w:sz w:val="24"/>
-          <w:szCs w:val="24"/>
-        </w:rPr>
-        <w:t>Cats!</w:t>
+        <w:t>I</w:t>
+      </w:r>
+      <w:r>
+        <w:rPr>
+          <w:sz w:val="24"/>
+          <w:szCs w:val="24"/>
+        </w:rPr>
+        <w:t xml:space="preserve"> have two cats in India, both domestic shorthairs. They’re named Long Sock and Short Sock, respectively. You can navigate to their Instagram handle to find more about their lives. I hope to raise big wild cats, like a mountain lion, someday. :3</w:t>
       </w:r>
     </w:p>
     <w:p>
       <w:pPr>
         <w:jc w:val="center"/>
         <w:rPr>
-          <w:sz w:val="24"/>
-          <w:szCs w:val="24"/>
-        </w:rPr>
-      </w:pPr>
-      <w:r>
-        <w:rPr>
           <w:noProof/>
-          <w:sz w:val="24"/>
-          <w:szCs w:val="24"/>
-        </w:rPr>
-        <w:drawing>
-          <wp:inline distT="0" distB="0" distL="0" distR="0" wp14:anchorId="6F60F191" wp14:editId="7403482D">
-            <wp:extent cx="914400" cy="914400"/>
-            <wp:effectExtent l="0" t="0" r="0" b="5715"/>
-            <wp:docPr id="3" name="Graphic 3" descr="Cat"/>
-            <wp:cNvGraphicFramePr>
-              <a:graphicFrameLocks xmlns:a="http://schemas.openxmlformats.org/drawingml/2006/main" noChangeAspect="1"/>
-            </wp:cNvGraphicFramePr>
-            <a:graphic xmlns:a="http://schemas.openxmlformats.org/drawingml/2006/main">
-              <a:graphicData uri="http://schemas.openxmlformats.org/drawingml/2006/picture">
-                <pic:pic xmlns:pic="http://schemas.openxmlformats.org/drawingml/2006/picture">
-                  <pic:nvPicPr>
-                    <pic:cNvPr id="3" name="cat.svg"/>
-                    <pic:cNvPicPr/>
-                  </pic:nvPicPr>
-                  <pic:blipFill>
-                    <a:blip r:embed="rId4">
-                      <a:extLst>
-                        <a:ext uri="{28A0092B-C50C-407E-A947-70E740481C1C}">
-                          <a14:useLocalDpi xmlns:a14="http://schemas.microsoft.com/office/drawing/2010/main" val="0"/>
-                        </a:ext>
-                        <a:ext uri="{96DAC541-7B7A-43D3-8B79-37D633B846F1}">
-                          <asvg:svgBlip xmlns:asvg="http://schemas.microsoft.com/office/drawing/2016/SVG/main" r:embed="rId5"/>
-                        </a:ext>
-                      </a:extLst>
-                    </a:blip>
-                    <a:stretch>
-                      <a:fillRect/>
-                    </a:stretch>
-                  </pic:blipFill>
-                  <pic:spPr>
-                    <a:xfrm>
-                      <a:off x="0" y="0"/>
-                      <a:ext cx="914400" cy="914400"/>
-                    </a:xfrm>
-                    <a:prstGeom prst="rect">
-                      <a:avLst/>
-                    </a:prstGeom>
-                  </pic:spPr>
-                </pic:pic>
-              </a:graphicData>
-            </a:graphic>
-          </wp:inline>
-        </w:drawing>
-      </w:r>
-    </w:p>
-    <w:p>
-      <w:pPr>
-        <w:jc w:val="center"/>
-        <w:rPr>
-          <w:sz w:val="24"/>
-          <w:szCs w:val="24"/>
         </w:rPr>
       </w:pPr>
       <w:r>
@@ -206,7 +175,7 @@
                     </pic:cNvPicPr>
                   </pic:nvPicPr>
                   <pic:blipFill rotWithShape="1">
-                    <a:blip r:embed="rId6" cstate="print">
+                    <a:blip r:embed="rId4" cstate="print">
                       <a:extLst>
                         <a:ext uri="{28A0092B-C50C-407E-A947-70E740481C1C}">
                           <a14:useLocalDpi xmlns:a14="http://schemas.microsoft.com/office/drawing/2010/main" val="0"/>
@@ -246,10 +215,20 @@
         </w:rPr>
         <w:t xml:space="preserve">  </w:t>
       </w:r>
+    </w:p>
+    <w:p>
+      <w:pPr>
+        <w:jc w:val="center"/>
+        <w:rPr>
+          <w:sz w:val="24"/>
+          <w:szCs w:val="24"/>
+        </w:rPr>
+      </w:pPr>
       <w:r>
         <w:rPr>
           <w:noProof/>
         </w:rPr>
+        <w:lastRenderedPageBreak/>
         <w:drawing>
           <wp:inline distT="0" distB="0" distL="0" distR="0" wp14:anchorId="02451F29" wp14:editId="53DA3234">
             <wp:extent cx="3481961" cy="2611664"/>
@@ -268,7 +247,7 @@
                     </pic:cNvPicPr>
                   </pic:nvPicPr>
                   <pic:blipFill>
-                    <a:blip r:embed="rId7" cstate="print">
+                    <a:blip r:embed="rId5" cstate="print">
                       <a:extLst>
                         <a:ext uri="{28A0092B-C50C-407E-A947-70E740481C1C}">
                           <a14:useLocalDpi xmlns:a14="http://schemas.microsoft.com/office/drawing/2010/main" val="0"/>
@@ -298,6 +277,30 @@
             </a:graphic>
           </wp:inline>
         </w:drawing>
+      </w:r>
+    </w:p>
+    <w:p>
+      <w:pPr>
+        <w:jc w:val="center"/>
+        <w:rPr>
+          <w:sz w:val="24"/>
+          <w:szCs w:val="24"/>
+        </w:rPr>
+      </w:pPr>
+    </w:p>
+    <w:p>
+      <w:pPr>
+        <w:rPr>
+          <w:sz w:val="24"/>
+          <w:szCs w:val="24"/>
+        </w:rPr>
+      </w:pPr>
+      <w:r>
+        <w:rPr>
+          <w:sz w:val="24"/>
+          <w:szCs w:val="24"/>
+        </w:rPr>
+        <w:t xml:space="preserve">I will continue updating this post to make it more professional. </w:t>
       </w:r>
       <w:bookmarkStart w:id="0" w:name="_GoBack"/>
       <w:bookmarkEnd w:id="0"/>

--- a/_word/2020-02-25-first-post.docx
+++ b/_word/2020-02-25-first-post.docx
@@ -143,7 +143,24 @@
           <w:sz w:val="24"/>
           <w:szCs w:val="24"/>
         </w:rPr>
-        <w:t xml:space="preserve"> have two cats in India, both domestic shorthairs. They’re named Long Sock and Short Sock, respectively. You can navigate to their Instagram handle to find more about their lives. I hope to raise big wild cats, like a mountain lion, someday. :3</w:t>
+        <w:t xml:space="preserve"> have two cats in India, both domestic shorthairs. They’re named Long Sock and Short Sock, respectively. You can navigate to their </w:t>
+      </w:r>
+      <w:hyperlink r:id="rId4" w:history="1">
+        <w:r>
+          <w:rPr>
+            <w:rStyle w:val="Hyperlink"/>
+            <w:sz w:val="24"/>
+            <w:szCs w:val="24"/>
+          </w:rPr>
+          <w:t>Instagram handle</w:t>
+        </w:r>
+      </w:hyperlink>
+      <w:r>
+        <w:rPr>
+          <w:sz w:val="24"/>
+          <w:szCs w:val="24"/>
+        </w:rPr>
+        <w:t xml:space="preserve"> to find more about their lives. I hope to raise big wild cats, like a mountain lion, someday. :3</w:t>
       </w:r>
     </w:p>
     <w:p>
@@ -158,7 +175,7 @@
           <w:noProof/>
         </w:rPr>
         <w:drawing>
-          <wp:inline distT="0" distB="0" distL="0" distR="0" wp14:anchorId="53DCBBDA" wp14:editId="06D0DD7D">
+          <wp:inline distT="0" distB="0" distL="0" distR="0" wp14:anchorId="53DCBBDA" wp14:editId="77A325BB">
             <wp:extent cx="2275840" cy="3463746"/>
             <wp:effectExtent l="0" t="0" r="0" b="3810"/>
             <wp:docPr id="1" name="Picture 1"/>
@@ -175,7 +192,7 @@
                     </pic:cNvPicPr>
                   </pic:nvPicPr>
                   <pic:blipFill rotWithShape="1">
-                    <a:blip r:embed="rId4" cstate="print">
+                    <a:blip r:embed="rId5" cstate="print">
                       <a:extLst>
                         <a:ext uri="{28A0092B-C50C-407E-A947-70E740481C1C}">
                           <a14:useLocalDpi xmlns:a14="http://schemas.microsoft.com/office/drawing/2010/main" val="0"/>
@@ -188,7 +205,7 @@
                   <pic:spPr bwMode="auto">
                     <a:xfrm>
                       <a:off x="0" y="0"/>
-                      <a:ext cx="2289181" cy="3484051"/>
+                      <a:ext cx="2275840" cy="3463746"/>
                     </a:xfrm>
                     <a:prstGeom prst="rect">
                       <a:avLst/>
@@ -215,22 +232,12 @@
         </w:rPr>
         <w:t xml:space="preserve">  </w:t>
       </w:r>
-    </w:p>
-    <w:p>
-      <w:pPr>
-        <w:jc w:val="center"/>
-        <w:rPr>
-          <w:sz w:val="24"/>
-          <w:szCs w:val="24"/>
-        </w:rPr>
-      </w:pPr>
       <w:r>
         <w:rPr>
           <w:noProof/>
         </w:rPr>
-        <w:lastRenderedPageBreak/>
         <w:drawing>
-          <wp:inline distT="0" distB="0" distL="0" distR="0" wp14:anchorId="02451F29" wp14:editId="53DA3234">
+          <wp:inline distT="0" distB="0" distL="0" distR="0" wp14:anchorId="663D6C22" wp14:editId="6B5FBC8E">
             <wp:extent cx="3481961" cy="2611664"/>
             <wp:effectExtent l="0" t="2857" r="1587" b="1588"/>
             <wp:docPr id="2" name="Picture 2"/>
@@ -247,7 +254,7 @@
                     </pic:cNvPicPr>
                   </pic:nvPicPr>
                   <pic:blipFill>
-                    <a:blip r:embed="rId5" cstate="print">
+                    <a:blip r:embed="rId6" cstate="print">
                       <a:extLst>
                         <a:ext uri="{28A0092B-C50C-407E-A947-70E740481C1C}">
                           <a14:useLocalDpi xmlns:a14="http://schemas.microsoft.com/office/drawing/2010/main" val="0"/>
@@ -262,7 +269,7 @@
                   <pic:spPr bwMode="auto">
                     <a:xfrm rot="5400000">
                       <a:off x="0" y="0"/>
-                      <a:ext cx="3483069" cy="2612495"/>
+                      <a:ext cx="3481961" cy="2611664"/>
                     </a:xfrm>
                     <a:prstGeom prst="rect">
                       <a:avLst/>
@@ -278,6 +285,8 @@
           </wp:inline>
         </w:drawing>
       </w:r>
+      <w:bookmarkStart w:id="0" w:name="_GoBack"/>
+      <w:bookmarkEnd w:id="0"/>
     </w:p>
     <w:p>
       <w:pPr>
@@ -290,11 +299,20 @@
     </w:p>
     <w:p>
       <w:pPr>
+        <w:jc w:val="center"/>
         <w:rPr>
           <w:sz w:val="24"/>
           <w:szCs w:val="24"/>
         </w:rPr>
       </w:pPr>
+    </w:p>
+    <w:p>
+      <w:pPr>
+        <w:rPr>
+          <w:sz w:val="24"/>
+          <w:szCs w:val="24"/>
+        </w:rPr>
+      </w:pPr>
       <w:r>
         <w:rPr>
           <w:sz w:val="24"/>
@@ -302,8 +320,6 @@
         </w:rPr>
         <w:t xml:space="preserve">I will continue updating this post to make it more professional. </w:t>
       </w:r>
-      <w:bookmarkStart w:id="0" w:name="_GoBack"/>
-      <w:bookmarkEnd w:id="0"/>
     </w:p>
     <w:sectPr>
       <w:pgSz w:w="11906" w:h="16838"/>
@@ -741,6 +757,29 @@
     <w:semiHidden/>
     <w:unhideWhenUsed/>
   </w:style>
+  <w:style w:type="character" w:styleId="Hyperlink">
+    <w:name w:val="Hyperlink"/>
+    <w:basedOn w:val="DefaultParagraphFont"/>
+    <w:uiPriority w:val="99"/>
+    <w:unhideWhenUsed/>
+    <w:rsid w:val="00BC3B43"/>
+    <w:rPr>
+      <w:color w:val="0563C1" w:themeColor="hyperlink"/>
+      <w:u w:val="single"/>
+    </w:rPr>
+  </w:style>
+  <w:style w:type="character" w:styleId="UnresolvedMention">
+    <w:name w:val="Unresolved Mention"/>
+    <w:basedOn w:val="DefaultParagraphFont"/>
+    <w:uiPriority w:val="99"/>
+    <w:semiHidden/>
+    <w:unhideWhenUsed/>
+    <w:rsid w:val="00BC3B43"/>
+    <w:rPr>
+      <w:color w:val="605E5C"/>
+      <w:shd w:val="clear" w:color="auto" w:fill="E1DFDD"/>
+    </w:rPr>
+  </w:style>
 </w:styles>
 </file>
 
